--- a/24.निन्यानवे पॉइंट नाइन का फेर.docx
+++ b/24.निन्यानवे पॉइंट नाइन का फेर.docx
@@ -415,6 +415,34 @@
         <w:t>ने</w:t>
       </w:r>
     </w:p>
+    <w:p>
+      <w:pPr>
+        <w:spacing w:after="0"/>
+        <w:jc w:val="both"/>
+      </w:pPr>
+      <w:r>
+        <w:rPr>
+          <w:rFonts w:ascii="Mangal" w:hAnsi="Mangal" w:cs="Mangal" w:eastAsia="Mangal"/>
+          <w:b/>
+          <w:sz w:val="24"/>
+        </w:rPr>
+        <w:t>शीर्षक पाठ की व्यंग्यात्मकता को संक्षेप में स्पष्ट कीजिए</w:t>
+      </w:r>
+    </w:p>
+    <w:p>
+      <w:pPr>
+        <w:spacing w:after="0"/>
+        <w:jc w:val="both"/>
+      </w:pPr>
+      <w:r>
+        <w:rPr>
+          <w:rFonts w:ascii="Mangal" w:hAnsi="Mangal" w:cs="Mangal" w:eastAsia="Mangal"/>
+          <w:b w:val="0"/>
+          <w:sz w:val="24"/>
+        </w:rPr>
+        <w:t>लेखक विवाह के सात फेरों और साबुन-सैनेटाइज़र के 99.9 प्रतिशत सुरक्षा-दावे को एक ही “फेर” में रखकर हास्य पैदा करते हैं। एक ओर विवाह को सात जन्मों का बंधन बताने की अतिशयोक्ति है, दूसरी ओर बाजार पूर्ण सुरक्षा का दावा करने से बचता है क्योंकि बचा हुआ 0.1 प्रतिशत ही व्यापार की गुंजाइश रखता है। व्यंग्य उपभोक्ता-भय के व्यापारिक दोहन और सामाजिक रूढ़ धारणाओं—दोनों पर है।</w:t>
+      </w:r>
+    </w:p>
     <w:sectPr>
       <w:pgSz w:w="11906" w:h="16838"/>
       <w:pgMar w:top="1440" w:right="1440" w:bottom="1440" w:left="1440" w:header="720" w:footer="720" w:gutter="0"/>
